--- a/docs/试点测试流程.docx
+++ b/docs/试点测试流程.docx
@@ -20,49 +20,22 @@
           <w:bCs/>
           <w:b/>
         </w:rPr>
-        <w:t xml:space="preserve">2026-10-01 · 学校机房，电脑网页版 ·</w:t>
-      </w:r>
-      <w:r>
-        <w:rPr>
-          <w:bCs/>
-          <w:b/>
-        </w:rPr>
+        <w:t xml:space="preserve">目的</w:t>
+      </w:r>
+      <w:r>
         <w:t xml:space="preserve"> </w:t>
       </w:r>
-      <w:hyperlink r:id="rId20">
-        <w:r>
-          <w:rPr>
-            <w:rStyle w:val="Hyperlink"/>
-            <w:bCs/>
-            <w:b/>
-          </w:rPr>
-          <w:t xml:space="preserve">https://art.ddhulu.cn</w:t>
-        </w:r>
-      </w:hyperlink>
-    </w:p>
-    <w:p>
-      <w:pPr>
-        <w:pStyle w:val="BodyText"/>
-      </w:pPr>
-      <w:r>
-        <w:t xml:space="preserve">目的：看孩子在电脑上能不能顺利玩下来，一节课能玩几关。鼓励每个孩子尽量把地图上的每一关都玩一遍。</w:t>
-      </w:r>
-    </w:p>
-    <w:bookmarkStart w:id="21" w:name="课前一天"/>
+      <w:r>
+        <w:t xml:space="preserve">看看学生第一次使用时能不能顺利完成任务，一节课大概能体验多少关，以及哪里容易卡住。</w:t>
+      </w:r>
+    </w:p>
+    <w:bookmarkStart w:id="20" w:name="课前"/>
     <w:p>
       <w:pPr>
         <w:pStyle w:val="Heading2"/>
       </w:pPr>
       <w:r>
-        <w:t xml:space="preserve">课前一天</w:t>
-      </w:r>
-    </w:p>
-    <w:p>
-      <w:pPr>
-        <w:pStyle w:val="FirstParagraph"/>
-      </w:pPr>
-      <w:r>
-        <w:t xml:space="preserve">每台电脑逐一检查：</w:t>
+        <w:t xml:space="preserve">课前</w:t>
       </w:r>
     </w:p>
     <w:p>
@@ -74,7 +47,7 @@
         <w:pStyle w:val="Compact"/>
       </w:pPr>
       <w:r>
-        <w:t xml:space="preserve">浏览器 Chrome 或 Edge。</w:t>
+        <w:t xml:space="preserve">确认网站可以正常打开和画画。</w:t>
       </w:r>
     </w:p>
     <w:p>
@@ -86,24 +59,7 @@
         <w:pStyle w:val="Compact"/>
       </w:pPr>
       <w:r>
-        <w:t xml:space="preserve">打开</w:t>
-      </w:r>
-      <w:r>
-        <w:t xml:space="preserve"> </w:t>
-      </w:r>
-      <w:hyperlink r:id="rId20">
-        <w:r>
-          <w:rPr>
-            <w:rStyle w:val="Hyperlink"/>
-          </w:rPr>
-          <w:t xml:space="preserve">https://art.ddhulu.cn</w:t>
-        </w:r>
-      </w:hyperlink>
-      <w:r>
-        <w:t xml:space="preserve"> </w:t>
-      </w:r>
-      <w:r>
-        <w:t xml:space="preserve">能看到门口，点「跳过」能进地图。</w:t>
+        <w:t xml:space="preserve">每位学生准备一个代号和密码。</w:t>
       </w:r>
     </w:p>
     <w:p>
@@ -115,46 +71,125 @@
         <w:pStyle w:val="Compact"/>
       </w:pPr>
       <w:r>
-        <w:t xml:space="preserve">浏览器缩放 100%（Ctrl+0），桌面放一个网址快捷方式。</w:t>
-      </w:r>
-    </w:p>
-    <w:p>
-      <w:pPr>
-        <w:numPr>
-          <w:ilvl w:val="0"/>
-          <w:numId w:val="1001"/>
-        </w:numPr>
-        <w:pStyle w:val="Compact"/>
-      </w:pPr>
-      <w:r>
-        <w:t xml:space="preserve">机房如果拦网址，请信息老师把</w:t>
+        <w:t xml:space="preserve">老师提前简单试一关即可。</w:t>
+      </w:r>
+    </w:p>
+    <w:bookmarkEnd w:id="20"/>
+    <w:bookmarkStart w:id="21" w:name="开始时"/>
+    <w:p>
+      <w:pPr>
+        <w:pStyle w:val="Heading2"/>
+      </w:pPr>
+      <w:r>
+        <w:t xml:space="preserve">开始时</w:t>
+      </w:r>
+    </w:p>
+    <w:p>
+      <w:pPr>
+        <w:pStyle w:val="FirstParagraph"/>
+      </w:pPr>
+      <w:r>
+        <w:t xml:space="preserve">简单告诉学生：</w:t>
+      </w:r>
+    </w:p>
+    <w:p>
+      <w:pPr>
+        <w:pStyle w:val="BodyText"/>
+      </w:pPr>
+      <w:r>
+        <w:t xml:space="preserve">"今天我们来体验一个画画游戏。地图上有不同的小任务，你可以自己去尝试。没有标准答案，也没有分数，按照自己的想法画就可以。画完后系统可能会给你一些建议，你想改可以改，不想改也可以继续下一关。"</w:t>
+      </w:r>
+    </w:p>
+    <w:p>
+      <w:pPr>
+        <w:pStyle w:val="BodyText"/>
+      </w:pPr>
+      <w:r>
+        <w:t xml:space="preserve">然后让学生自己开始。</w:t>
+      </w:r>
+    </w:p>
+    <w:bookmarkEnd w:id="21"/>
+    <w:bookmarkStart w:id="22" w:name="过程中"/>
+    <w:p>
+      <w:pPr>
+        <w:pStyle w:val="Heading2"/>
+      </w:pPr>
+      <w:r>
+        <w:t xml:space="preserve">过程中</w:t>
+      </w:r>
+    </w:p>
+    <w:p>
+      <w:pPr>
+        <w:pStyle w:val="FirstParagraph"/>
+      </w:pPr>
+      <w:r>
+        <w:t xml:space="preserve">尽量让学生自己探索。</w:t>
+      </w:r>
+    </w:p>
+    <w:p>
+      <w:pPr>
+        <w:pStyle w:val="BodyText"/>
+      </w:pPr>
+      <w:r>
+        <w:t xml:space="preserve">不会操作时，可以帮忙找按钮；</w:t>
       </w:r>
       <w:r>
         <w:t xml:space="preserve"> </w:t>
       </w:r>
       <w:r>
+        <w:t xml:space="preserve">但</w:t>
+      </w:r>
+      <w:r>
         <w:rPr>
-          <w:rStyle w:val="VerbatimChar"/>
+          <w:bCs/>
+          <w:b/>
         </w:rPr>
-        <w:t xml:space="preserve">art.ddhulu.cn</w:t>
-      </w:r>
-      <w:r>
-        <w:t xml:space="preserve"> </w:t>
-      </w:r>
-      <w:r>
-        <w:t xml:space="preserve">加白名单。</w:t>
-      </w:r>
-    </w:p>
-    <w:p>
-      <w:pPr>
-        <w:numPr>
-          <w:ilvl w:val="0"/>
-          <w:numId w:val="1001"/>
-        </w:numPr>
-        <w:pStyle w:val="Compact"/>
-      </w:pPr>
-      <w:r>
-        <w:t xml:space="preserve">自己试画一关，确认能画完。</w:t>
+        <w:t xml:space="preserve">不要帮忙画，也不要评价画得好不好</w:t>
+      </w:r>
+      <w:r>
+        <w:t xml:space="preserve">。</w:t>
+      </w:r>
+    </w:p>
+    <w:p>
+      <w:pPr>
+        <w:pStyle w:val="BodyText"/>
+      </w:pPr>
+      <w:r>
+        <w:t xml:space="preserve">如果学生问：</w:t>
+      </w:r>
+    </w:p>
+    <w:p>
+      <w:pPr>
+        <w:pStyle w:val="BodyText"/>
+      </w:pPr>
+      <w:r>
+        <w:t xml:space="preserve">"这样画可以吗？"</w:t>
+      </w:r>
+    </w:p>
+    <w:p>
+      <w:pPr>
+        <w:pStyle w:val="BodyText"/>
+      </w:pPr>
+      <w:r>
+        <w:t xml:space="preserve">回答：</w:t>
+      </w:r>
+    </w:p>
+    <w:p>
+      <w:pPr>
+        <w:pStyle w:val="BodyText"/>
+      </w:pPr>
+      <w:r>
+        <w:t xml:space="preserve">"可以，按自己的想法画就好。"</w:t>
+      </w:r>
+    </w:p>
+    <w:bookmarkEnd w:id="22"/>
+    <w:bookmarkStart w:id="23" w:name="最后-5-分钟问卷"/>
+    <w:p>
+      <w:pPr>
+        <w:pStyle w:val="Heading2"/>
+      </w:pPr>
+      <w:r>
+        <w:t xml:space="preserve">最后 5 分钟：问卷</w:t>
       </w:r>
     </w:p>
     <w:p>
@@ -162,7 +197,7 @@
         <w:pStyle w:val="FirstParagraph"/>
       </w:pPr>
       <w:r>
-        <w:t xml:space="preserve">服务器用默认设置就行，不用改。</w:t>
+        <w:t xml:space="preserve">提前提醒学生停止新的任务。</w:t>
       </w:r>
     </w:p>
     <w:p>
@@ -170,214 +205,41 @@
         <w:pStyle w:val="BodyText"/>
       </w:pPr>
       <w:r>
-        <w:t xml:space="preserve">名册一张纸：每个孩子一个代号（如</w:t>
-      </w:r>
-      <w:r>
-        <w:t xml:space="preserve"> </w:t>
-      </w:r>
-      <w:r>
-        <w:rPr>
-          <w:rStyle w:val="VerbatimChar"/>
-        </w:rPr>
-        <w:t xml:space="preserve">A07</w:t>
-      </w:r>
-      <w:r>
-        <w:t xml:space="preserve">）和一个四位数密码。课后老师收走，代号和真名的对照不进电脑。</w:t>
-      </w:r>
-    </w:p>
-    <w:bookmarkEnd w:id="21"/>
-    <w:bookmarkStart w:id="22" w:name="上课40-分钟"/>
+        <w:t xml:space="preserve">告诉学生：</w:t>
+      </w:r>
+    </w:p>
+    <w:p>
+      <w:pPr>
+        <w:pStyle w:val="BodyText"/>
+      </w:pPr>
+      <w:r>
+        <w:t xml:space="preserve">"最后还有一个很短的小问卷，想知道你觉得这个画画游戏怎么样。没有正确答案，按照自己的真实感受填写就可以。"</w:t>
+      </w:r>
+    </w:p>
+    <w:p>
+      <w:pPr>
+        <w:pStyle w:val="BodyText"/>
+      </w:pPr>
+      <w:r>
+        <w:t xml:space="preserve">填写完成后即可结束。</w:t>
+      </w:r>
+    </w:p>
+    <w:bookmarkEnd w:id="23"/>
+    <w:bookmarkStart w:id="24" w:name="老师简单观察"/>
     <w:p>
       <w:pPr>
         <w:pStyle w:val="Heading2"/>
       </w:pPr>
       <w:r>
-        <w:t xml:space="preserve">上课（40 分钟）</w:t>
-      </w:r>
-    </w:p>
-    <w:tbl>
-      <w:tblPr>
-        <w:tblStyle w:val="Table"/>
-        <w:tblW w:type="pct" w:w="0.0"/>
-        <w:tblLook w:firstRow="1" w:lastRow="0" w:firstColumn="0" w:lastColumn="0" w:noHBand="0" w:noVBand="0" w:val="0020"/>
-      </w:tblPr>
-      <w:tblGrid/>
-      <w:tr>
-        <w:tc>
-          <w:p>
-            <w:pPr>
-              <w:pStyle w:val="Compact"/>
-              <w:jc w:val="left"/>
-            </w:pPr>
-            <w:r>
-              <w:t xml:space="preserve">时间</w:t>
-            </w:r>
-          </w:p>
-        </w:tc>
-        <w:tc>
-          <w:p>
-            <w:pPr>
-              <w:pStyle w:val="Compact"/>
-              <w:jc w:val="left"/>
-            </w:pPr>
-            <w:r>
-              <w:t xml:space="preserve">事</w:t>
-            </w:r>
-          </w:p>
-        </w:tc>
-      </w:tr>
-      <w:tr>
-        <w:tc>
-          <w:p>
-            <w:pPr>
-              <w:pStyle w:val="Compact"/>
-              <w:jc w:val="left"/>
-            </w:pPr>
-            <w:r>
-              <w:t xml:space="preserve">0–3 分</w:t>
-            </w:r>
-          </w:p>
-        </w:tc>
-        <w:tc>
-          <w:p>
-            <w:pPr>
-              <w:pStyle w:val="Compact"/>
-              <w:jc w:val="left"/>
-            </w:pPr>
-            <w:r>
-              <w:t xml:space="preserve">开场：这是个画画游戏，地图上有十关，每关一个题，尽量都玩一遍。画什么、画得像不像都可以，没有分数。</w:t>
-            </w:r>
-          </w:p>
-        </w:tc>
-      </w:tr>
-      <w:tr>
-        <w:tc>
-          <w:p>
-            <w:pPr>
-              <w:pStyle w:val="Compact"/>
-              <w:jc w:val="left"/>
-            </w:pPr>
-            <w:r>
-              <w:t xml:space="preserve">3–8 分</w:t>
-            </w:r>
-          </w:p>
-        </w:tc>
-        <w:tc>
-          <w:p>
-            <w:pPr>
-              <w:pStyle w:val="Compact"/>
-              <w:jc w:val="left"/>
-            </w:pPr>
-            <w:r>
-              <w:t xml:space="preserve">每人打开网址 → 注册：名字填代号，密码填纸上那个 → 看完导览 → 到地图</w:t>
-            </w:r>
-          </w:p>
-        </w:tc>
-      </w:tr>
-      <w:tr>
-        <w:tc>
-          <w:p>
-            <w:pPr>
-              <w:pStyle w:val="Compact"/>
-              <w:jc w:val="left"/>
-            </w:pPr>
-            <w:r>
-              <w:t xml:space="preserve">8–38 分</w:t>
-            </w:r>
-          </w:p>
-        </w:tc>
-        <w:tc>
-          <w:p>
-            <w:pPr>
-              <w:pStyle w:val="Compact"/>
-              <w:jc w:val="left"/>
-            </w:pPr>
-            <w:r>
-              <w:t xml:space="preserve">自由玩。点亮的关都能进，一关画完回地图接着下一关。画完一关软件会说几句话，想改就改，不想改就下一关。</w:t>
-            </w:r>
-          </w:p>
-        </w:tc>
-      </w:tr>
-      <w:tr>
-        <w:tc>
-          <w:p>
-            <w:pPr>
-              <w:pStyle w:val="Compact"/>
-              <w:jc w:val="left"/>
-            </w:pPr>
-            <w:r>
-              <w:t xml:space="preserve">38–40 分</w:t>
-            </w:r>
-          </w:p>
-        </w:tc>
-        <w:tc>
-          <w:p>
-            <w:pPr>
-              <w:pStyle w:val="Compact"/>
-              <w:jc w:val="left"/>
-            </w:pPr>
-            <w:r>
-              <w:t xml:space="preserve">收尾。没画完的那关不用管，下次登录还在。</w:t>
-            </w:r>
-          </w:p>
-        </w:tc>
-      </w:tr>
-    </w:tbl>
-    <w:p>
-      <w:pPr>
-        <w:pStyle w:val="BodyText"/>
-      </w:pPr>
-      <w:r>
-        <w:t xml:space="preserve">大人只帮找按钮，不帮画，不评价。孩子问「画这个行吗」，答「行」。</w:t>
-      </w:r>
-    </w:p>
-    <w:bookmarkEnd w:id="22"/>
-    <w:bookmarkStart w:id="23" w:name="课后"/>
-    <w:p>
-      <w:pPr>
-        <w:pStyle w:val="Heading2"/>
-      </w:pPr>
-      <w:r>
-        <w:t xml:space="preserve">课后</w:t>
-      </w:r>
-    </w:p>
-    <w:p>
-      <w:pPr>
-        <w:pStyle w:val="SourceCode"/>
-      </w:pPr>
-      <w:r>
-        <w:rPr>
-          <w:rStyle w:val="VerbatimChar"/>
-        </w:rPr>
-        <w:t xml:space="preserve">ssh artquest</w:t>
-      </w:r>
-      <w:r>
-        <w:br/>
-      </w:r>
-      <w:r>
-        <w:rPr>
-          <w:rStyle w:val="VerbatimChar"/>
-        </w:rPr>
-        <w:t xml:space="preserve">ls ~/artquest/data/sessions | wc -l                 # 大约 = 人数 × 平均玩的关数</w:t>
-      </w:r>
-      <w:r>
-        <w:br/>
-      </w:r>
-      <w:r>
-        <w:rPr>
-          <w:rStyle w:val="VerbatimChar"/>
-        </w:rPr>
-        <w:t xml:space="preserve">rsync -az artquest:artquest/data/ ~/artquest-backup/pilot1-$(date +%F)/</w:t>
-      </w:r>
-    </w:p>
-    <w:bookmarkEnd w:id="23"/>
-    <w:bookmarkStart w:id="24" w:name="要记的"/>
-    <w:p>
-      <w:pPr>
-        <w:pStyle w:val="Heading2"/>
-      </w:pPr>
-      <w:r>
-        <w:t xml:space="preserve">要记的</w:t>
+        <w:t xml:space="preserve">老师简单观察</w:t>
+      </w:r>
+    </w:p>
+    <w:p>
+      <w:pPr>
+        <w:pStyle w:val="FirstParagraph"/>
+      </w:pPr>
+      <w:r>
+        <w:t xml:space="preserve">只需要留意：</w:t>
       </w:r>
     </w:p>
     <w:p>
@@ -389,7 +251,7 @@
         <w:pStyle w:val="Compact"/>
       </w:pPr>
       <w:r>
-        <w:t xml:space="preserve">全班登录完用了几分钟。</w:t>
+        <w:t xml:space="preserve">登录和操作有没有困难；</w:t>
       </w:r>
     </w:p>
     <w:p>
@@ -401,7 +263,7 @@
         <w:pStyle w:val="Compact"/>
       </w:pPr>
       <w:r>
-        <w:t xml:space="preserve">每个孩子玩了几关。服务器上按账号数。</w:t>
+        <w:t xml:space="preserve">哪些地方容易卡住；</w:t>
       </w:r>
     </w:p>
     <w:p>
@@ -413,7 +275,7 @@
         <w:pStyle w:val="Compact"/>
       </w:pPr>
       <w:r>
-        <w:t xml:space="preserve">哪一步有人卡住、卡在哪。</w:t>
+        <w:t xml:space="preserve">有没有看不懂的文字；</w:t>
       </w:r>
     </w:p>
     <w:p>
@@ -425,7 +287,7 @@
         <w:pStyle w:val="Compact"/>
       </w:pPr>
       <w:r>
-        <w:t xml:space="preserve">有没有人问「这是什么意思」，问的是哪句话。</w:t>
+        <w:t xml:space="preserve">学生会不会看系统反馈；</w:t>
       </w:r>
     </w:p>
     <w:p>
@@ -437,7 +299,39 @@
         <w:pStyle w:val="Compact"/>
       </w:pPr>
       <w:r>
-        <w:t xml:space="preserve">下课时有没有孩子不想停。</w:t>
+        <w:t xml:space="preserve">看完反馈后会不会修改；</w:t>
+      </w:r>
+    </w:p>
+    <w:p>
+      <w:pPr>
+        <w:numPr>
+          <w:ilvl w:val="0"/>
+          <w:numId w:val="1002"/>
+        </w:numPr>
+        <w:pStyle w:val="Compact"/>
+      </w:pPr>
+      <w:r>
+        <w:t xml:space="preserve">一节课大概能完成几关；</w:t>
+      </w:r>
+    </w:p>
+    <w:p>
+      <w:pPr>
+        <w:numPr>
+          <w:ilvl w:val="0"/>
+          <w:numId w:val="1002"/>
+        </w:numPr>
+        <w:pStyle w:val="Compact"/>
+      </w:pPr>
+      <w:r>
+        <w:t xml:space="preserve">学生是否愿意继续体验。</w:t>
+      </w:r>
+    </w:p>
+    <w:p>
+      <w:pPr>
+        <w:pStyle w:val="FirstParagraph"/>
+      </w:pPr>
+      <w:r>
+        <w:t xml:space="preserve">有特别的问题或反应，简单记一句即可。</w:t>
       </w:r>
     </w:p>
     <w:bookmarkEnd w:id="24"/>
@@ -548,93 +442,8 @@
       </w:pPr>
     </w:lvl>
   </w:abstractNum>
-  <w:abstractNum w:abstractNumId="99411">
+  <w:abstractNum w:abstractNumId="991">
     <w:nsid w:val="ea454b4c"/>
-    <w:multiLevelType w:val="multilevel"/>
-    <w:lvl w:ilvl="0">
-      <w:start w:val="1"/>
-      <w:numFmt w:val="decimal"/>
-      <w:lvlText w:val="%1."/>
-      <w:lvlJc w:val="left"/>
-      <w:pPr>
-        <w:ind w:left="720" w:hanging="480"/>
-      </w:pPr>
-    </w:lvl>
-    <w:lvl w:ilvl="1">
-      <w:start w:val="1"/>
-      <w:numFmt w:val="decimal"/>
-      <w:lvlText w:val="%2."/>
-      <w:lvlJc w:val="left"/>
-      <w:pPr>
-        <w:ind w:left="1440" w:hanging="480"/>
-      </w:pPr>
-    </w:lvl>
-    <w:lvl w:ilvl="2">
-      <w:start w:val="1"/>
-      <w:numFmt w:val="decimal"/>
-      <w:lvlText w:val="%3."/>
-      <w:lvlJc w:val="left"/>
-      <w:pPr>
-        <w:ind w:left="2160" w:hanging="480"/>
-      </w:pPr>
-    </w:lvl>
-    <w:lvl w:ilvl="3">
-      <w:start w:val="1"/>
-      <w:numFmt w:val="decimal"/>
-      <w:lvlText w:val="%4."/>
-      <w:lvlJc w:val="left"/>
-      <w:pPr>
-        <w:ind w:left="2880" w:hanging="480"/>
-      </w:pPr>
-    </w:lvl>
-    <w:lvl w:ilvl="4">
-      <w:start w:val="1"/>
-      <w:numFmt w:val="decimal"/>
-      <w:lvlText w:val="%5."/>
-      <w:lvlJc w:val="left"/>
-      <w:pPr>
-        <w:ind w:left="3600" w:hanging="480"/>
-      </w:pPr>
-    </w:lvl>
-    <w:lvl w:ilvl="5">
-      <w:start w:val="1"/>
-      <w:numFmt w:val="decimal"/>
-      <w:lvlText w:val="%6."/>
-      <w:lvlJc w:val="left"/>
-      <w:pPr>
-        <w:ind w:left="4320" w:hanging="480"/>
-      </w:pPr>
-    </w:lvl>
-    <w:lvl w:ilvl="6">
-      <w:start w:val="1"/>
-      <w:numFmt w:val="decimal"/>
-      <w:lvlText w:val="%7."/>
-      <w:lvlJc w:val="left"/>
-      <w:pPr>
-        <w:ind w:left="5040" w:hanging="480"/>
-      </w:pPr>
-    </w:lvl>
-    <w:lvl w:ilvl="7">
-      <w:start w:val="1"/>
-      <w:numFmt w:val="decimal"/>
-      <w:lvlText w:val="%8."/>
-      <w:lvlJc w:val="left"/>
-      <w:pPr>
-        <w:ind w:left="5760" w:hanging="480"/>
-      </w:pPr>
-    </w:lvl>
-    <w:lvl w:ilvl="8">
-      <w:start w:val="1"/>
-      <w:numFmt w:val="decimal"/>
-      <w:lvlText w:val="%9."/>
-      <w:lvlJc w:val="left"/>
-      <w:pPr>
-        <w:ind w:left="6480" w:hanging="480"/>
-      </w:pPr>
-    </w:lvl>
-  </w:abstractNum>
-  <w:abstractNum w:abstractNumId="991">
-    <w:nsid w:val="71315dca"/>
     <w:multiLevelType w:val="multilevel"/>
     <w:lvl w:ilvl="0">
       <w:numFmt w:val="bullet"/>
@@ -713,34 +522,7 @@
     <w:abstractNumId w:val="990"/>
   </w:num>
   <w:num w:numId="1001">
-    <w:abstractNumId w:val="99411"/>
-    <w:lvlOverride w:ilvl="0">
-      <w:startOverride w:val="1"/>
-    </w:lvlOverride>
-    <w:lvlOverride w:ilvl="1">
-      <w:startOverride w:val="1"/>
-    </w:lvlOverride>
-    <w:lvlOverride w:ilvl="2">
-      <w:startOverride w:val="1"/>
-    </w:lvlOverride>
-    <w:lvlOverride w:ilvl="3">
-      <w:startOverride w:val="1"/>
-    </w:lvlOverride>
-    <w:lvlOverride w:ilvl="4">
-      <w:startOverride w:val="1"/>
-    </w:lvlOverride>
-    <w:lvlOverride w:ilvl="5">
-      <w:startOverride w:val="1"/>
-    </w:lvlOverride>
-    <w:lvlOverride w:ilvl="6">
-      <w:startOverride w:val="1"/>
-    </w:lvlOverride>
-    <w:lvlOverride w:ilvl="7">
-      <w:startOverride w:val="1"/>
-    </w:lvlOverride>
-    <w:lvlOverride w:ilvl="8">
-      <w:startOverride w:val="1"/>
-    </w:lvlOverride>
+    <w:abstractNumId w:val="991"/>
   </w:num>
   <w:num w:numId="1002">
     <w:abstractNumId w:val="991"/>

--- a/docs/试点测试流程.docx
+++ b/docs/试点测试流程.docx
@@ -214,6 +214,14 @@
       </w:pPr>
       <w:r>
         <w:t xml:space="preserve">"最后还有一个很短的小问卷，想知道你觉得这个画画游戏怎么样。没有正确答案，按照自己的真实感受填写就可以。"</w:t>
+      </w:r>
+    </w:p>
+    <w:p>
+      <w:pPr>
+        <w:pStyle w:val="BodyText"/>
+      </w:pPr>
+      <w:r>
+        <w:t xml:space="preserve">问卷在 app 里：「我的」→「问卷」。五道开放题，不打分，不用每题都写，写完点「交给老师」。</w:t>
       </w:r>
     </w:p>
     <w:p>
